--- a/configurations/nnunet_settings.docx
+++ b/configurations/nnunet_settings.docx
@@ -1056,16 +1056,8 @@
           <w:rPr>
             <w:rStyle w:val="Hyperlink"/>
           </w:rPr>
-          <w:t>https://github.com/MIC-DKFZ/nnUNet/blob/master/nnunetv2/experiment_planning/experiment_planners/residual_unets/residual_encoder_unet_planne</w:t>
+          <w:t>https://github.com/MIC-DKFZ/nnUNet/blob/master/nnunetv2/experiment_planning/experiment_planners/residual_unets/residual_encoder_unet_planner</w:t>
         </w:r>
-        <w:hyperlink r:id="rId3">
-          <w:r>
-            <w:rPr>
-              <w:rStyle w:val="Hyperlink"/>
-            </w:rPr>
-            <w:t>r</w:t>
-          </w:r>
-        </w:hyperlink>
       </w:hyperlink>
     </w:p>
     <w:p>
@@ -1111,6 +1103,1826 @@
       <w:r>
         <w:rPr/>
         <w:t>codex resume 019ce90f-8673-7971-baee-c0a995a26c37</w:t>
+      </w:r>
+      <w:r>
+        <w:br w:type="page"/>
+      </w:r>
+    </w:p>
+    <w:p>
+      <w:pPr>
+        <w:pStyle w:val="Normal"/>
+        <w:bidi w:val="0"/>
+        <w:spacing w:before="0" w:after="0"/>
+        <w:jc w:val="start"/>
+        <w:rPr/>
+      </w:pPr>
+      <w:r>
+        <w:rPr/>
+      </w:r>
+    </w:p>
+    <w:p>
+      <w:pPr>
+        <w:pStyle w:val="Normal"/>
+        <w:bidi w:val="0"/>
+        <w:spacing w:before="0" w:after="0"/>
+        <w:jc w:val="start"/>
+        <w:rPr/>
+      </w:pPr>
+      <w:r>
+        <w:rPr/>
+        <w:t>────────────────────────────────────────────────────────────────────────────────────────────────────────────────────────────────────────────────────────────────────────────────────────────────</w:t>
+      </w:r>
+    </w:p>
+    <w:p>
+      <w:pPr>
+        <w:pStyle w:val="Normal"/>
+        <w:bidi w:val="0"/>
+        <w:spacing w:before="0" w:after="0"/>
+        <w:jc w:val="start"/>
+        <w:rPr/>
+      </w:pPr>
+      <w:r>
+        <w:rPr/>
+      </w:r>
+    </w:p>
+    <w:p>
+      <w:pPr>
+        <w:pStyle w:val="Normal"/>
+        <w:bidi w:val="0"/>
+        <w:spacing w:before="0" w:after="0"/>
+        <w:jc w:val="start"/>
+        <w:rPr/>
+      </w:pPr>
+      <w:r>
+        <w:rPr/>
+        <w:t xml:space="preserve">• </w:t>
+      </w:r>
+      <w:r>
+        <w:rPr/>
+        <w:t>There is no single fixed “LiTS/KiTS” parameter set in dynamic-network-architectures. In nnUNetv2, the architecture is generated per dataset from spacing, median shape, and VRAM target. For</w:t>
+      </w:r>
+    </w:p>
+    <w:p>
+      <w:pPr>
+        <w:pStyle w:val="Normal"/>
+        <w:bidi w:val="0"/>
+        <w:spacing w:before="0" w:after="0"/>
+        <w:jc w:val="start"/>
+        <w:rPr/>
+      </w:pPr>
+      <w:r>
+        <w:rPr/>
+        <w:t xml:space="preserve">  </w:t>
+      </w:r>
+      <w:r>
+        <w:rPr/>
+        <w:t>recent CT tasks, the typical 3D setup is:</w:t>
+      </w:r>
+    </w:p>
+    <w:p>
+      <w:pPr>
+        <w:pStyle w:val="Normal"/>
+        <w:bidi w:val="0"/>
+        <w:spacing w:before="0" w:after="0"/>
+        <w:jc w:val="start"/>
+        <w:rPr/>
+      </w:pPr>
+      <w:r>
+        <w:rPr/>
+      </w:r>
+    </w:p>
+    <w:p>
+      <w:pPr>
+        <w:pStyle w:val="Normal"/>
+        <w:bidi w:val="0"/>
+        <w:spacing w:before="0" w:after="0"/>
+        <w:jc w:val="start"/>
+        <w:rPr/>
+      </w:pPr>
+      <w:r>
+        <w:rPr/>
+        <w:t xml:space="preserve">  </w:t>
+      </w:r>
+      <w:r>
+        <w:rPr/>
+        <w:t>- input_channels=1 for CT</w:t>
+      </w:r>
+    </w:p>
+    <w:p>
+      <w:pPr>
+        <w:pStyle w:val="Normal"/>
+        <w:bidi w:val="0"/>
+        <w:spacing w:before="0" w:after="0"/>
+        <w:jc w:val="start"/>
+        <w:rPr/>
+      </w:pPr>
+      <w:r>
+        <w:rPr/>
+        <w:t xml:space="preserve">  </w:t>
+      </w:r>
+      <w:r>
+        <w:rPr/>
+        <w:t>- conv_op=Conv3d</w:t>
+      </w:r>
+    </w:p>
+    <w:p>
+      <w:pPr>
+        <w:pStyle w:val="Normal"/>
+        <w:bidi w:val="0"/>
+        <w:spacing w:before="0" w:after="0"/>
+        <w:jc w:val="start"/>
+        <w:rPr/>
+      </w:pPr>
+      <w:r>
+        <w:rPr/>
+        <w:t xml:space="preserve">  </w:t>
+      </w:r>
+      <w:r>
+        <w:rPr/>
+        <w:t>- norm_op=InstanceNorm3d with eps=1e-5, affine=True</w:t>
+      </w:r>
+    </w:p>
+    <w:p>
+      <w:pPr>
+        <w:pStyle w:val="Normal"/>
+        <w:bidi w:val="0"/>
+        <w:spacing w:before="0" w:after="0"/>
+        <w:jc w:val="start"/>
+        <w:rPr/>
+      </w:pPr>
+      <w:r>
+        <w:rPr/>
+        <w:t xml:space="preserve">  </w:t>
+      </w:r>
+      <w:r>
+        <w:rPr/>
+        <w:t>- nonlin=LeakyReLU(inplace=True)</w:t>
+      </w:r>
+    </w:p>
+    <w:p>
+      <w:pPr>
+        <w:pStyle w:val="Normal"/>
+        <w:bidi w:val="0"/>
+        <w:spacing w:before="0" w:after="0"/>
+        <w:jc w:val="start"/>
+        <w:rPr/>
+      </w:pPr>
+      <w:r>
+        <w:rPr/>
+        <w:t xml:space="preserve">  </w:t>
+      </w:r>
+      <w:r>
+        <w:rPr/>
+        <w:t>- dropout_op=None</w:t>
+      </w:r>
+    </w:p>
+    <w:p>
+      <w:pPr>
+        <w:pStyle w:val="Normal"/>
+        <w:bidi w:val="0"/>
+        <w:spacing w:before="0" w:after="0"/>
+        <w:jc w:val="start"/>
+        <w:rPr/>
+      </w:pPr>
+      <w:r>
+        <w:rPr/>
+        <w:t xml:space="preserve">  </w:t>
+      </w:r>
+      <w:r>
+        <w:rPr/>
+        <w:t>- deep_supervision=True in training, off at inference</w:t>
+      </w:r>
+    </w:p>
+    <w:p>
+      <w:pPr>
+        <w:pStyle w:val="Normal"/>
+        <w:bidi w:val="0"/>
+        <w:spacing w:before="0" w:after="0"/>
+        <w:jc w:val="start"/>
+        <w:rPr/>
+      </w:pPr>
+      <w:r>
+        <w:rPr/>
+        <w:t xml:space="preserve">  </w:t>
+      </w:r>
+      <w:r>
+        <w:rPr/>
+        <w:t>- n_stages usually 5-7 for 3D fullres CT</w:t>
+      </w:r>
+    </w:p>
+    <w:p>
+      <w:pPr>
+        <w:pStyle w:val="Normal"/>
+        <w:bidi w:val="0"/>
+        <w:spacing w:before="0" w:after="0"/>
+        <w:jc w:val="start"/>
+        <w:rPr/>
+      </w:pPr>
+      <w:r>
+        <w:rPr/>
+        <w:t xml:space="preserve">  </w:t>
+      </w:r>
+      <w:r>
+        <w:rPr/>
+        <w:t>- features_per_stage usually starts at 32 and doubles, capped in 3D, commonly like (32, 64, 128, 256, 320, 320)</w:t>
+      </w:r>
+    </w:p>
+    <w:p>
+      <w:pPr>
+        <w:pStyle w:val="Normal"/>
+        <w:bidi w:val="0"/>
+        <w:spacing w:before="0" w:after="0"/>
+        <w:jc w:val="start"/>
+        <w:rPr/>
+      </w:pPr>
+      <w:r>
+        <w:rPr/>
+        <w:t xml:space="preserve">  </w:t>
+      </w:r>
+      <w:r>
+        <w:rPr/>
+        <w:t>- kernel_sizes are usually mostly 3x3x3; for anisotropic CT, early stages can use less z-aggressive topology</w:t>
+      </w:r>
+    </w:p>
+    <w:p>
+      <w:pPr>
+        <w:pStyle w:val="Normal"/>
+        <w:bidi w:val="0"/>
+        <w:spacing w:before="0" w:after="0"/>
+        <w:jc w:val="start"/>
+        <w:rPr/>
+      </w:pPr>
+      <w:r>
+        <w:rPr/>
+        <w:t xml:space="preserve">  </w:t>
+      </w:r>
+      <w:r>
+        <w:rPr/>
+        <w:t>- strides are spacing-driven, not fixed; isotropic CT often trends toward repeated 2x2x2, anisotropic CT often starts with something like 1x2x2 before later 2x2x2</w:t>
+      </w:r>
+    </w:p>
+    <w:p>
+      <w:pPr>
+        <w:pStyle w:val="Normal"/>
+        <w:bidi w:val="0"/>
+        <w:spacing w:before="0" w:after="0"/>
+        <w:jc w:val="start"/>
+        <w:rPr/>
+      </w:pPr>
+      <w:r>
+        <w:rPr/>
+      </w:r>
+    </w:p>
+    <w:p>
+      <w:pPr>
+        <w:pStyle w:val="Normal"/>
+        <w:bidi w:val="0"/>
+        <w:spacing w:before="0" w:after="0"/>
+        <w:jc w:val="start"/>
+        <w:rPr/>
+      </w:pPr>
+      <w:r>
+        <w:rPr/>
+        <w:t xml:space="preserve">  </w:t>
+      </w:r>
+      <w:r>
+        <w:rPr/>
+        <w:t>For the two common nnU-Net v2 families:</w:t>
+      </w:r>
+    </w:p>
+    <w:p>
+      <w:pPr>
+        <w:pStyle w:val="Normal"/>
+        <w:bidi w:val="0"/>
+        <w:spacing w:before="0" w:after="0"/>
+        <w:jc w:val="start"/>
+        <w:rPr/>
+      </w:pPr>
+      <w:r>
+        <w:rPr/>
+      </w:r>
+    </w:p>
+    <w:p>
+      <w:pPr>
+        <w:pStyle w:val="Normal"/>
+        <w:bidi w:val="0"/>
+        <w:spacing w:before="0" w:after="0"/>
+        <w:jc w:val="start"/>
+        <w:rPr/>
+      </w:pPr>
+      <w:r>
+        <w:rPr/>
+        <w:t xml:space="preserve">  </w:t>
+      </w:r>
+      <w:r>
+        <w:rPr/>
+        <w:t>- Plain CT U-Net:</w:t>
+      </w:r>
+    </w:p>
+    <w:p>
+      <w:pPr>
+        <w:pStyle w:val="Normal"/>
+        <w:bidi w:val="0"/>
+        <w:spacing w:before="0" w:after="0"/>
+        <w:jc w:val="start"/>
+        <w:rPr/>
+      </w:pPr>
+      <w:r>
+        <w:rPr/>
+        <w:t xml:space="preserve">      </w:t>
+      </w:r>
+      <w:r>
+        <w:rPr/>
+        <w:t>- network_class_name = PlainConvUNet</w:t>
+      </w:r>
+    </w:p>
+    <w:p>
+      <w:pPr>
+        <w:pStyle w:val="Normal"/>
+        <w:bidi w:val="0"/>
+        <w:spacing w:before="0" w:after="0"/>
+        <w:jc w:val="start"/>
+        <w:rPr/>
+      </w:pPr>
+      <w:r>
+        <w:rPr/>
+        <w:t xml:space="preserve">      </w:t>
+      </w:r>
+      <w:r>
+        <w:rPr/>
+        <w:t>- n_conv_per_stage = (2, 2, 2, ...)</w:t>
+      </w:r>
+    </w:p>
+    <w:p>
+      <w:pPr>
+        <w:pStyle w:val="Normal"/>
+        <w:bidi w:val="0"/>
+        <w:spacing w:before="0" w:after="0"/>
+        <w:jc w:val="start"/>
+        <w:rPr/>
+      </w:pPr>
+      <w:r>
+        <w:rPr/>
+        <w:t xml:space="preserve">      </w:t>
+      </w:r>
+      <w:r>
+        <w:rPr/>
+        <w:t>- n_conv_per_stage_decoder = (2, 2, 2, ...)</w:t>
+      </w:r>
+    </w:p>
+    <w:p>
+      <w:pPr>
+        <w:pStyle w:val="Normal"/>
+        <w:bidi w:val="0"/>
+        <w:spacing w:before="0" w:after="0"/>
+        <w:jc w:val="start"/>
+        <w:rPr/>
+      </w:pPr>
+      <w:r>
+        <w:rPr/>
+        <w:t xml:space="preserve">  </w:t>
+      </w:r>
+      <w:r>
+        <w:rPr/>
+        <w:t>- Residual CT U-Net:</w:t>
+      </w:r>
+    </w:p>
+    <w:p>
+      <w:pPr>
+        <w:pStyle w:val="Normal"/>
+        <w:bidi w:val="0"/>
+        <w:spacing w:before="0" w:after="0"/>
+        <w:jc w:val="start"/>
+        <w:rPr/>
+      </w:pPr>
+      <w:r>
+        <w:rPr/>
+        <w:t xml:space="preserve">      </w:t>
+      </w:r>
+      <w:r>
+        <w:rPr/>
+        <w:t>- network_class_name = ResidualEncoderUNet</w:t>
+      </w:r>
+    </w:p>
+    <w:p>
+      <w:pPr>
+        <w:pStyle w:val="Normal"/>
+        <w:bidi w:val="0"/>
+        <w:spacing w:before="0" w:after="0"/>
+        <w:jc w:val="start"/>
+        <w:rPr/>
+      </w:pPr>
+      <w:r>
+        <w:rPr/>
+        <w:t xml:space="preserve">      </w:t>
+      </w:r>
+      <w:r>
+        <w:rPr/>
+        <w:t>- typical encoder blocks for 3D are like (1, 3, 4, 6, 6, 6) for 6 stages</w:t>
+      </w:r>
+    </w:p>
+    <w:p>
+      <w:pPr>
+        <w:pStyle w:val="Normal"/>
+        <w:bidi w:val="0"/>
+        <w:spacing w:before="0" w:after="0"/>
+        <w:jc w:val="start"/>
+        <w:rPr/>
+      </w:pPr>
+      <w:r>
+        <w:rPr/>
+        <w:t xml:space="preserve">      </w:t>
+      </w:r>
+      <w:r>
+        <w:rPr/>
+        <w:t>- decoder convs are typically (1, 1, 1, 1, 1)</w:t>
+      </w:r>
+    </w:p>
+    <w:p>
+      <w:pPr>
+        <w:pStyle w:val="Normal"/>
+        <w:bidi w:val="0"/>
+        <w:spacing w:before="0" w:after="0"/>
+        <w:jc w:val="start"/>
+        <w:rPr/>
+      </w:pPr>
+      <w:r>
+        <w:rPr/>
+      </w:r>
+    </w:p>
+    <w:p>
+      <w:pPr>
+        <w:pStyle w:val="Normal"/>
+        <w:bidi w:val="0"/>
+        <w:spacing w:before="0" w:after="0"/>
+        <w:jc w:val="start"/>
+        <w:rPr/>
+      </w:pPr>
+      <w:r>
+        <w:rPr/>
+        <w:t xml:space="preserve">  </w:t>
+      </w:r>
+      <w:r>
+        <w:rPr/>
+        <w:t>If you want the most nnU-Net-v2-like recent CT residual setup, this is the closest “typical” constructor shape:</w:t>
+      </w:r>
+    </w:p>
+    <w:p>
+      <w:pPr>
+        <w:pStyle w:val="Normal"/>
+        <w:bidi w:val="0"/>
+        <w:spacing w:before="0" w:after="0"/>
+        <w:jc w:val="start"/>
+        <w:rPr/>
+      </w:pPr>
+      <w:r>
+        <w:rPr/>
+      </w:r>
+    </w:p>
+    <w:p>
+      <w:pPr>
+        <w:pStyle w:val="Normal"/>
+        <w:bidi w:val="0"/>
+        <w:spacing w:before="0" w:after="0"/>
+        <w:jc w:val="start"/>
+        <w:rPr/>
+      </w:pPr>
+      <w:r>
+        <w:rPr/>
+        <w:t xml:space="preserve">  </w:t>
+      </w:r>
+      <w:r>
+        <w:rPr/>
+        <w:t>ResidualEncoderUNet(</w:t>
+      </w:r>
+    </w:p>
+    <w:p>
+      <w:pPr>
+        <w:pStyle w:val="Normal"/>
+        <w:bidi w:val="0"/>
+        <w:spacing w:before="0" w:after="0"/>
+        <w:jc w:val="start"/>
+        <w:rPr/>
+      </w:pPr>
+      <w:r>
+        <w:rPr/>
+        <w:t xml:space="preserve">      </w:t>
+      </w:r>
+      <w:r>
+        <w:rPr/>
+        <w:t>input_channels=1,</w:t>
+      </w:r>
+    </w:p>
+    <w:p>
+      <w:pPr>
+        <w:pStyle w:val="Normal"/>
+        <w:bidi w:val="0"/>
+        <w:spacing w:before="0" w:after="0"/>
+        <w:jc w:val="start"/>
+        <w:rPr/>
+      </w:pPr>
+      <w:r>
+        <w:rPr/>
+        <w:t xml:space="preserve">      </w:t>
+      </w:r>
+      <w:r>
+        <w:rPr/>
+        <w:t>n_stages=6,</w:t>
+      </w:r>
+    </w:p>
+    <w:p>
+      <w:pPr>
+        <w:pStyle w:val="Normal"/>
+        <w:bidi w:val="0"/>
+        <w:spacing w:before="0" w:after="0"/>
+        <w:jc w:val="start"/>
+        <w:rPr/>
+      </w:pPr>
+      <w:r>
+        <w:rPr/>
+        <w:t xml:space="preserve">      </w:t>
+      </w:r>
+      <w:r>
+        <w:rPr/>
+        <w:t>features_per_stage=(32, 64, 128, 256, 320, 320),</w:t>
+      </w:r>
+    </w:p>
+    <w:p>
+      <w:pPr>
+        <w:pStyle w:val="Normal"/>
+        <w:bidi w:val="0"/>
+        <w:spacing w:before="0" w:after="0"/>
+        <w:jc w:val="start"/>
+        <w:rPr/>
+      </w:pPr>
+      <w:r>
+        <w:rPr/>
+        <w:t xml:space="preserve">      </w:t>
+      </w:r>
+      <w:r>
+        <w:rPr/>
+        <w:t>conv_op=nn.Conv3d,</w:t>
+      </w:r>
+    </w:p>
+    <w:p>
+      <w:pPr>
+        <w:pStyle w:val="Normal"/>
+        <w:bidi w:val="0"/>
+        <w:spacing w:before="0" w:after="0"/>
+        <w:jc w:val="start"/>
+        <w:rPr/>
+      </w:pPr>
+      <w:r>
+        <w:rPr/>
+        <w:t xml:space="preserve">      </w:t>
+      </w:r>
+      <w:r>
+        <w:rPr/>
+        <w:t>kernel_sizes=...,   # planner-derived</w:t>
+      </w:r>
+    </w:p>
+    <w:p>
+      <w:pPr>
+        <w:pStyle w:val="Normal"/>
+        <w:bidi w:val="0"/>
+        <w:spacing w:before="0" w:after="0"/>
+        <w:jc w:val="start"/>
+        <w:rPr/>
+      </w:pPr>
+      <w:r>
+        <w:rPr/>
+        <w:t xml:space="preserve">      </w:t>
+      </w:r>
+      <w:r>
+        <w:rPr/>
+        <w:t>strides=...,        # planner-derived</w:t>
+      </w:r>
+    </w:p>
+    <w:p>
+      <w:pPr>
+        <w:pStyle w:val="Normal"/>
+        <w:bidi w:val="0"/>
+        <w:spacing w:before="0" w:after="0"/>
+        <w:jc w:val="start"/>
+        <w:rPr/>
+      </w:pPr>
+      <w:r>
+        <w:rPr/>
+        <w:t xml:space="preserve">      </w:t>
+      </w:r>
+      <w:r>
+        <w:rPr/>
+        <w:t>n_blocks_per_stage=(1, 3, 4, 6, 6, 6),</w:t>
+      </w:r>
+    </w:p>
+    <w:p>
+      <w:pPr>
+        <w:pStyle w:val="Normal"/>
+        <w:bidi w:val="0"/>
+        <w:spacing w:before="0" w:after="0"/>
+        <w:jc w:val="start"/>
+        <w:rPr/>
+      </w:pPr>
+      <w:r>
+        <w:rPr/>
+        <w:t xml:space="preserve">      </w:t>
+      </w:r>
+      <w:r>
+        <w:rPr/>
+        <w:t>num_classes=K,</w:t>
+      </w:r>
+    </w:p>
+    <w:p>
+      <w:pPr>
+        <w:pStyle w:val="Normal"/>
+        <w:bidi w:val="0"/>
+        <w:spacing w:before="0" w:after="0"/>
+        <w:jc w:val="start"/>
+        <w:rPr/>
+      </w:pPr>
+      <w:r>
+        <w:rPr/>
+        <w:t xml:space="preserve">      </w:t>
+      </w:r>
+      <w:r>
+        <w:rPr/>
+        <w:t>n_conv_per_stage_decoder=(1, 1, 1, 1, 1),</w:t>
+      </w:r>
+    </w:p>
+    <w:p>
+      <w:pPr>
+        <w:pStyle w:val="Normal"/>
+        <w:bidi w:val="0"/>
+        <w:spacing w:before="0" w:after="0"/>
+        <w:jc w:val="start"/>
+        <w:rPr/>
+      </w:pPr>
+      <w:r>
+        <w:rPr/>
+        <w:t xml:space="preserve">      </w:t>
+      </w:r>
+      <w:r>
+        <w:rPr/>
+        <w:t>conv_bias=True,</w:t>
+      </w:r>
+    </w:p>
+    <w:p>
+      <w:pPr>
+        <w:pStyle w:val="Normal"/>
+        <w:bidi w:val="0"/>
+        <w:spacing w:before="0" w:after="0"/>
+        <w:jc w:val="start"/>
+        <w:rPr/>
+      </w:pPr>
+      <w:r>
+        <w:rPr/>
+        <w:t xml:space="preserve">      </w:t>
+      </w:r>
+      <w:r>
+        <w:rPr/>
+        <w:t>norm_op=nn.InstanceNorm3d,</w:t>
+      </w:r>
+    </w:p>
+    <w:p>
+      <w:pPr>
+        <w:pStyle w:val="Normal"/>
+        <w:bidi w:val="0"/>
+        <w:spacing w:before="0" w:after="0"/>
+        <w:jc w:val="start"/>
+        <w:rPr/>
+      </w:pPr>
+      <w:r>
+        <w:rPr/>
+        <w:t xml:space="preserve">      </w:t>
+      </w:r>
+      <w:r>
+        <w:rPr/>
+        <w:t>norm_op_kwargs={"eps": 1e-5, "affine": True},</w:t>
+      </w:r>
+    </w:p>
+    <w:p>
+      <w:pPr>
+        <w:pStyle w:val="Normal"/>
+        <w:bidi w:val="0"/>
+        <w:spacing w:before="0" w:after="0"/>
+        <w:jc w:val="start"/>
+        <w:rPr/>
+      </w:pPr>
+      <w:r>
+        <w:rPr/>
+        <w:t xml:space="preserve">      </w:t>
+      </w:r>
+      <w:r>
+        <w:rPr/>
+        <w:t>dropout_op=None,</w:t>
+      </w:r>
+    </w:p>
+    <w:p>
+      <w:pPr>
+        <w:pStyle w:val="Normal"/>
+        <w:bidi w:val="0"/>
+        <w:spacing w:before="0" w:after="0"/>
+        <w:jc w:val="start"/>
+        <w:rPr/>
+      </w:pPr>
+      <w:r>
+        <w:rPr/>
+        <w:t xml:space="preserve">      </w:t>
+      </w:r>
+      <w:r>
+        <w:rPr/>
+        <w:t>dropout_op_kwargs=None,</w:t>
+      </w:r>
+    </w:p>
+    <w:p>
+      <w:pPr>
+        <w:pStyle w:val="Normal"/>
+        <w:bidi w:val="0"/>
+        <w:spacing w:before="0" w:after="0"/>
+        <w:jc w:val="start"/>
+        <w:rPr/>
+      </w:pPr>
+      <w:r>
+        <w:rPr/>
+        <w:t xml:space="preserve">      </w:t>
+      </w:r>
+      <w:r>
+        <w:rPr/>
+        <w:t>nonlin=nn.LeakyReLU,</w:t>
+      </w:r>
+    </w:p>
+    <w:p>
+      <w:pPr>
+        <w:pStyle w:val="Normal"/>
+        <w:bidi w:val="0"/>
+        <w:spacing w:before="0" w:after="0"/>
+        <w:jc w:val="start"/>
+        <w:rPr/>
+      </w:pPr>
+      <w:r>
+        <w:rPr/>
+        <w:t xml:space="preserve">      </w:t>
+      </w:r>
+      <w:r>
+        <w:rPr/>
+        <w:t>nonlin_kwargs={"inplace": True},</w:t>
+      </w:r>
+    </w:p>
+    <w:p>
+      <w:pPr>
+        <w:pStyle w:val="Normal"/>
+        <w:bidi w:val="0"/>
+        <w:spacing w:before="0" w:after="0"/>
+        <w:jc w:val="start"/>
+        <w:rPr/>
+      </w:pPr>
+      <w:r>
+        <w:rPr/>
+        <w:t xml:space="preserve">      </w:t>
+      </w:r>
+      <w:r>
+        <w:rPr/>
+        <w:t>deep_supervision=True,</w:t>
+      </w:r>
+    </w:p>
+    <w:p>
+      <w:pPr>
+        <w:pStyle w:val="Normal"/>
+        <w:bidi w:val="0"/>
+        <w:spacing w:before="0" w:after="0"/>
+        <w:jc w:val="start"/>
+        <w:rPr/>
+      </w:pPr>
+      <w:r>
+        <w:rPr/>
+        <w:t xml:space="preserve">  </w:t>
+      </w:r>
+      <w:r>
+        <w:rPr/>
+        <w:t>)</w:t>
+      </w:r>
+    </w:p>
+    <w:p>
+      <w:pPr>
+        <w:pStyle w:val="Normal"/>
+        <w:bidi w:val="0"/>
+        <w:spacing w:before="0" w:after="0"/>
+        <w:jc w:val="start"/>
+        <w:rPr/>
+      </w:pPr>
+      <w:r>
+        <w:rPr/>
+      </w:r>
+    </w:p>
+    <w:p>
+      <w:pPr>
+        <w:pStyle w:val="Normal"/>
+        <w:bidi w:val="0"/>
+        <w:spacing w:before="0" w:after="0"/>
+        <w:jc w:val="start"/>
+        <w:rPr/>
+      </w:pPr>
+      <w:r>
+        <w:rPr/>
+        <w:t xml:space="preserve">  </w:t>
+      </w:r>
+      <w:r>
+        <w:rPr/>
+        <w:t>The important part is that kernel_sizes and strides are usually not hand-picked. nnUNetv2 computes them from dataset spacing and patch size.</w:t>
+      </w:r>
+    </w:p>
+    <w:p>
+      <w:pPr>
+        <w:pStyle w:val="Normal"/>
+        <w:bidi w:val="0"/>
+        <w:spacing w:before="0" w:after="0"/>
+        <w:jc w:val="start"/>
+        <w:rPr/>
+      </w:pPr>
+      <w:r>
+        <w:rPr/>
+      </w:r>
+    </w:p>
+    <w:p>
+      <w:pPr>
+        <w:pStyle w:val="Normal"/>
+        <w:bidi w:val="0"/>
+        <w:spacing w:before="0" w:after="0"/>
+        <w:jc w:val="start"/>
+        <w:rPr/>
+      </w:pPr>
+      <w:r>
+        <w:rPr/>
+        <w:t xml:space="preserve">  </w:t>
+      </w:r>
+      <w:r>
+        <w:rPr/>
+        <w:t>Refs:</w:t>
+      </w:r>
+    </w:p>
+    <w:p>
+      <w:pPr>
+        <w:pStyle w:val="Normal"/>
+        <w:bidi w:val="0"/>
+        <w:spacing w:before="0" w:after="0"/>
+        <w:jc w:val="start"/>
+        <w:rPr/>
+      </w:pPr>
+      <w:r>
+        <w:rPr/>
+      </w:r>
+    </w:p>
+    <w:p>
+      <w:pPr>
+        <w:pStyle w:val="Normal"/>
+        <w:bidi w:val="0"/>
+        <w:spacing w:before="0" w:after="0"/>
+        <w:jc w:val="start"/>
+        <w:rPr/>
+      </w:pPr>
+      <w:r>
+        <w:rPr/>
+        <w:t xml:space="preserve">  </w:t>
+      </w:r>
+      <w:r>
+        <w:rPr/>
+        <w:t>- nnU-Net v2 README: https://github.com/MIC-DKFZ/nnUNet</w:t>
+      </w:r>
+    </w:p>
+    <w:p>
+      <w:pPr>
+        <w:pStyle w:val="Normal"/>
+        <w:bidi w:val="0"/>
+        <w:spacing w:before="0" w:after="0"/>
+        <w:jc w:val="start"/>
+        <w:rPr/>
+      </w:pPr>
+      <w:r>
+        <w:rPr/>
+        <w:t xml:space="preserve">  </w:t>
+      </w:r>
+      <w:r>
+        <w:rPr/>
+        <w:t>- Default planner: https://github.com/MIC-DKFZ/nnUNet/blob/master/nnunetv2/experiment_planning/experiment_planners/default_experiment_planner.py</w:t>
+      </w:r>
+    </w:p>
+    <w:p>
+      <w:pPr>
+        <w:pStyle w:val="Normal"/>
+        <w:bidi w:val="0"/>
+        <w:spacing w:before="0" w:after="0"/>
+        <w:jc w:val="start"/>
+        <w:rPr/>
+      </w:pPr>
+      <w:r>
+        <w:rPr/>
+        <w:t xml:space="preserve">  </w:t>
+      </w:r>
+      <w:r>
+        <w:rPr/>
+        <w:t>- Residual encoder planners: https://github.com/MIC-DKFZ/nnUNet/blob/master/nnunetv2/experiment_planning/experiment_planners/residual_unets/residual_encoder_unet_planners.py</w:t>
+      </w:r>
+    </w:p>
+    <w:p>
+      <w:pPr>
+        <w:pStyle w:val="Normal"/>
+        <w:bidi w:val="0"/>
+        <w:spacing w:before="0" w:after="0"/>
+        <w:jc w:val="start"/>
+        <w:rPr/>
+      </w:pPr>
+      <w:r>
+        <w:rPr/>
+        <w:t xml:space="preserve">  </w:t>
+      </w:r>
+      <w:r>
+        <w:rPr/>
+        <w:t>- Network factory from plans: https://github.com/MIC-DKFZ/nnUNet/blob/master/nnunetv2/utilities/get_network_from_plans.py</w:t>
+      </w:r>
+    </w:p>
+    <w:p>
+      <w:pPr>
+        <w:pStyle w:val="Normal"/>
+        <w:bidi w:val="0"/>
+        <w:spacing w:before="0" w:after="0"/>
+        <w:jc w:val="start"/>
+        <w:rPr/>
+      </w:pPr>
+      <w:r>
+        <w:rPr/>
+        <w:t xml:space="preserve">  </w:t>
+      </w:r>
+      <w:r>
+        <w:rPr/>
+        <w:t>- Architecture definitions: https://github.com/MIC-DKFZ/dynamic-network-architectures/blob/main/dynamic_network_architectures/architectures/unet.py</w:t>
+      </w:r>
+    </w:p>
+    <w:p>
+      <w:pPr>
+        <w:pStyle w:val="Normal"/>
+        <w:bidi w:val="0"/>
+        <w:spacing w:before="0" w:after="0"/>
+        <w:jc w:val="start"/>
+        <w:rPr/>
+      </w:pPr>
+      <w:r>
+        <w:rPr/>
+      </w:r>
+    </w:p>
+    <w:p>
+      <w:pPr>
+        <w:pStyle w:val="Normal"/>
+        <w:bidi w:val="0"/>
+        <w:spacing w:before="0" w:after="0"/>
+        <w:jc w:val="start"/>
+        <w:rPr/>
+      </w:pPr>
+      <w:r>
+        <w:rPr/>
+        <w:t xml:space="preserve">  </w:t>
+      </w:r>
+      <w:r>
+        <w:rPr/>
+        <w:t>If you want, I can next give you:</w:t>
+      </w:r>
+    </w:p>
+    <w:p>
+      <w:pPr>
+        <w:pStyle w:val="Normal"/>
+        <w:bidi w:val="0"/>
+        <w:spacing w:before="0" w:after="0"/>
+        <w:jc w:val="start"/>
+        <w:rPr/>
+      </w:pPr>
+      <w:r>
+        <w:rPr/>
+      </w:r>
+    </w:p>
+    <w:p>
+      <w:pPr>
+        <w:pStyle w:val="Normal"/>
+        <w:bidi w:val="0"/>
+        <w:spacing w:before="0" w:after="0"/>
+        <w:jc w:val="start"/>
+        <w:rPr/>
+      </w:pPr>
+      <w:r>
+        <w:rPr/>
+        <w:t xml:space="preserve">  </w:t>
+      </w:r>
+      <w:r>
+        <w:rPr/>
+        <w:t>1. the exact arch_kwargs dict format nnU-Net v2 expects, or</w:t>
+      </w:r>
+    </w:p>
+    <w:p>
+      <w:pPr>
+        <w:pStyle w:val="Normal"/>
+        <w:bidi w:val="0"/>
+        <w:spacing w:before="0" w:after="0"/>
+        <w:jc w:val="start"/>
+        <w:rPr/>
+      </w:pPr>
+      <w:r>
+        <w:rPr/>
+        <w:t>2. a LiTS/KiTS-style starter config you can drop into your code.</w:t>
+      </w:r>
+    </w:p>
+    <w:p>
+      <w:pPr>
+        <w:pStyle w:val="Normal"/>
+        <w:bidi w:val="0"/>
+        <w:spacing w:before="0" w:after="0"/>
+        <w:jc w:val="start"/>
+        <w:rPr/>
+      </w:pPr>
+      <w:r>
+        <w:rPr/>
+      </w:r>
+    </w:p>
+    <w:p>
+      <w:pPr>
+        <w:pStyle w:val="Normal"/>
+        <w:bidi w:val="0"/>
+        <w:spacing w:before="0" w:after="0"/>
+        <w:jc w:val="start"/>
+        <w:rPr/>
+      </w:pPr>
+      <w:r>
+        <w:rPr/>
+      </w:r>
+    </w:p>
+    <w:p>
+      <w:pPr>
+        <w:pStyle w:val="Normal"/>
+        <w:bidi w:val="0"/>
+        <w:spacing w:before="0" w:after="0"/>
+        <w:jc w:val="start"/>
+        <w:rPr/>
+      </w:pPr>
+      <w:r>
+        <w:rPr/>
+        <w:t>codex resume 019cf127-755e-74a3-8367-ef28541051ca</w:t>
+      </w:r>
+      <w:r>
+        <w:br w:type="page"/>
+      </w:r>
+    </w:p>
+    <w:p>
+      <w:pPr>
+        <w:pStyle w:val="Normal"/>
+        <w:bidi w:val="0"/>
+        <w:spacing w:before="0" w:after="0"/>
+        <w:jc w:val="start"/>
+        <w:rPr/>
+      </w:pPr>
+      <w:r>
+        <w:rPr/>
+      </w:r>
+      <w:r>
+        <w:br w:type="page"/>
+      </w:r>
+    </w:p>
+    <w:p>
+      <w:pPr>
+        <w:pStyle w:val="Normal"/>
+        <w:bidi w:val="0"/>
+        <w:spacing w:before="0" w:after="0"/>
+        <w:jc w:val="start"/>
+        <w:rPr/>
+      </w:pPr>
+      <w:r>
+        <w:rPr/>
+        <w:t>────────────────────────────────────────────────────────────────────────────────────────────────────────────────────────────────────────────────────────────────────────────────────────────────</w:t>
+      </w:r>
+    </w:p>
+    <w:p>
+      <w:pPr>
+        <w:pStyle w:val="Normal"/>
+        <w:bidi w:val="0"/>
+        <w:jc w:val="start"/>
+        <w:rPr/>
+      </w:pPr>
+      <w:r>
+        <w:rPr/>
+      </w:r>
+    </w:p>
+    <w:p>
+      <w:pPr>
+        <w:pStyle w:val="Normal"/>
+        <w:bidi w:val="0"/>
+        <w:jc w:val="start"/>
+        <w:rPr/>
+      </w:pPr>
+      <w:r>
+        <w:rPr/>
+        <w:t xml:space="preserve">• </w:t>
+      </w:r>
+      <w:r>
+        <w:rPr/>
+        <w:t>I mapped your request to these files (name differences): parsers.py appears to be parser.py, and experiment_configurations.xlsx appears to be experiment_configs.xlsx.</w:t>
+      </w:r>
+    </w:p>
+    <w:p>
+      <w:pPr>
+        <w:pStyle w:val="Normal"/>
+        <w:bidi w:val="0"/>
+        <w:jc w:val="start"/>
+        <w:rPr/>
+      </w:pPr>
+      <w:r>
+        <w:rPr/>
+      </w:r>
+    </w:p>
+    <w:p>
+      <w:pPr>
+        <w:pStyle w:val="Normal"/>
+        <w:bidi w:val="0"/>
+        <w:jc w:val="start"/>
+        <w:rPr/>
+      </w:pPr>
+      <w:r>
+        <w:rPr/>
+        <w:t xml:space="preserve">  </w:t>
+      </w:r>
+      <w:r>
+        <w:rPr/>
+        <w:t>What your FRAN pipeline is doing now</w:t>
+      </w:r>
+    </w:p>
+    <w:p>
+      <w:pPr>
+        <w:pStyle w:val="Normal"/>
+        <w:bidi w:val="0"/>
+        <w:jc w:val="start"/>
+        <w:rPr/>
+      </w:pPr>
+      <w:r>
+        <w:rPr/>
+      </w:r>
+    </w:p>
+    <w:p>
+      <w:pPr>
+        <w:pStyle w:val="Normal"/>
+        <w:bidi w:val="0"/>
+        <w:jc w:val="start"/>
+        <w:rPr/>
+      </w:pPr>
+      <w:r>
+        <w:rPr/>
+        <w:t xml:space="preserve">  </w:t>
+      </w:r>
+      <w:r>
+        <w:rPr/>
+        <w:t>1. Plan/config loading is Excel-driven via ConfigMaker in parser.py:344.</w:t>
+      </w:r>
+    </w:p>
+    <w:p>
+      <w:pPr>
+        <w:pStyle w:val="Normal"/>
+        <w:bidi w:val="0"/>
+        <w:jc w:val="start"/>
+        <w:rPr/>
+      </w:pPr>
+      <w:r>
+        <w:rPr/>
+        <w:t xml:space="preserve">  </w:t>
+      </w:r>
+      <w:r>
+        <w:rPr/>
+        <w:t>2. Active plans are selected with setup/_set_plan, including remapping parsing and patch size construction (parser.py:371, parser.py:459, parser.py:278).</w:t>
+      </w:r>
+    </w:p>
+    <w:p>
+      <w:pPr>
+        <w:pStyle w:val="Normal"/>
+        <w:bidi w:val="0"/>
+        <w:jc w:val="start"/>
+        <w:rPr/>
+      </w:pPr>
+      <w:r>
+        <w:rPr/>
+        <w:t xml:space="preserve">  </w:t>
+      </w:r>
+      <w:r>
+        <w:rPr/>
+        <w:t>3. Output label count is inferred from remapping/global props, not auto-planned from dataset geometry (parser.py:140).</w:t>
+      </w:r>
+    </w:p>
+    <w:p>
+      <w:pPr>
+        <w:pStyle w:val="Normal"/>
+        <w:bidi w:val="0"/>
+        <w:jc w:val="start"/>
+        <w:rPr/>
+      </w:pPr>
+      <w:r>
+        <w:rPr/>
+        <w:t xml:space="preserve">  </w:t>
+      </w:r>
+      <w:r>
+        <w:rPr/>
+        <w:t>4. Project metadata/data registry is managed in sqlite + JSON in project.py:105, with folder conventions set in project.py:486.</w:t>
+      </w:r>
+    </w:p>
+    <w:p>
+      <w:pPr>
+        <w:pStyle w:val="Normal"/>
+        <w:bidi w:val="0"/>
+        <w:jc w:val="start"/>
+        <w:rPr/>
+      </w:pPr>
+      <w:r>
+        <w:rPr/>
+        <w:t xml:space="preserve">  </w:t>
+      </w:r>
+      <w:r>
+        <w:rPr/>
+        <w:t>5. Preprocessing is plan-execution, not plan-generation: resample first, then optional LBD/PBD branch (analyze_resample.py:23, analyze_resample.py:57, analyze_resample.py:164).</w:t>
+      </w:r>
+    </w:p>
+    <w:p>
+      <w:pPr>
+        <w:pStyle w:val="Normal"/>
+        <w:bidi w:val="0"/>
+        <w:jc w:val="start"/>
+        <w:rPr/>
+      </w:pPr>
+      <w:r>
+        <w:rPr/>
+        <w:t xml:space="preserve">  </w:t>
+      </w:r>
+      <w:r>
+        <w:rPr/>
+        <w:t>6. Network creation is mostly static per-arch template; your nnUNet branch hardcodes depth/pooling kernels instead of deriving full topology from data/plans (create_network.py:111,</w:t>
+      </w:r>
+    </w:p>
+    <w:p>
+      <w:pPr>
+        <w:pStyle w:val="Normal"/>
+        <w:bidi w:val="0"/>
+        <w:jc w:val="start"/>
+        <w:rPr/>
+      </w:pPr>
+      <w:r>
+        <w:rPr/>
+        <w:t xml:space="preserve">     </w:t>
+      </w:r>
+      <w:r>
+        <w:rPr/>
+        <w:t>create_network.py:178).</w:t>
+      </w:r>
+    </w:p>
+    <w:p>
+      <w:pPr>
+        <w:pStyle w:val="Normal"/>
+        <w:bidi w:val="0"/>
+        <w:jc w:val="start"/>
+        <w:rPr/>
+      </w:pPr>
+      <w:r>
+        <w:rPr/>
+      </w:r>
+    </w:p>
+    <w:p>
+      <w:pPr>
+        <w:pStyle w:val="Normal"/>
+        <w:bidi w:val="0"/>
+        <w:jc w:val="start"/>
+        <w:rPr/>
+      </w:pPr>
+      <w:r>
+        <w:rPr/>
+        <w:t xml:space="preserve">  </w:t>
+      </w:r>
+      <w:r>
+        <w:rPr/>
+        <w:t>How nnU-Net v2 generates plans (step-by-step)</w:t>
+      </w:r>
+    </w:p>
+    <w:p>
+      <w:pPr>
+        <w:pStyle w:val="Normal"/>
+        <w:bidi w:val="0"/>
+        <w:jc w:val="start"/>
+        <w:rPr/>
+      </w:pPr>
+      <w:r>
+        <w:rPr/>
+      </w:r>
+    </w:p>
+    <w:p>
+      <w:pPr>
+        <w:pStyle w:val="Normal"/>
+        <w:bidi w:val="0"/>
+        <w:jc w:val="start"/>
+        <w:rPr/>
+      </w:pPr>
+      <w:r>
+        <w:rPr/>
+        <w:t xml:space="preserve">  </w:t>
+      </w:r>
+      <w:r>
+        <w:rPr/>
+        <w:t>1. Optional dataset integrity check.</w:t>
+      </w:r>
+    </w:p>
+    <w:p>
+      <w:pPr>
+        <w:pStyle w:val="Normal"/>
+        <w:bidi w:val="0"/>
+        <w:jc w:val="start"/>
+        <w:rPr/>
+      </w:pPr>
+      <w:r>
+        <w:rPr/>
+        <w:t xml:space="preserve">  </w:t>
+      </w:r>
+      <w:r>
+        <w:rPr/>
+        <w:t>2. Fingerprint extraction (dataset_fingerprint.json): per-case read, crop-to-nonzero, spacing/shape collection, foreground intensity stats sampling.</w:t>
+      </w:r>
+    </w:p>
+    <w:p>
+      <w:pPr>
+        <w:pStyle w:val="Normal"/>
+        <w:bidi w:val="0"/>
+        <w:jc w:val="start"/>
+        <w:rPr/>
+      </w:pPr>
+      <w:r>
+        <w:rPr/>
+        <w:t xml:space="preserve">  </w:t>
+      </w:r>
+      <w:r>
+        <w:rPr/>
+        <w:t>3. Planner loads dataset.json + fingerprint and computes global decisions (transpose order, target spacing policy).</w:t>
+      </w:r>
+    </w:p>
+    <w:p>
+      <w:pPr>
+        <w:pStyle w:val="Normal"/>
+        <w:bidi w:val="0"/>
+        <w:jc w:val="start"/>
+        <w:rPr/>
+      </w:pPr>
+      <w:r>
+        <w:rPr/>
+        <w:t xml:space="preserve">  </w:t>
+      </w:r>
+      <w:r>
+        <w:rPr/>
+        <w:t>4. For each config (3d_fullres, 2d, optional 3d_lowres):</w:t>
+      </w:r>
+    </w:p>
+    <w:p>
+      <w:pPr>
+        <w:pStyle w:val="Normal"/>
+        <w:bidi w:val="0"/>
+        <w:jc w:val="start"/>
+        <w:rPr/>
+      </w:pPr>
+      <w:r>
+        <w:rPr/>
+        <w:t xml:space="preserve">      </w:t>
+      </w:r>
+      <w:r>
+        <w:rPr/>
+        <w:t>- choose initial patch from spacing + median shape,</w:t>
+      </w:r>
+    </w:p>
+    <w:p>
+      <w:pPr>
+        <w:pStyle w:val="Normal"/>
+        <w:bidi w:val="0"/>
+        <w:jc w:val="start"/>
+        <w:rPr/>
+      </w:pPr>
+      <w:r>
+        <w:rPr/>
+        <w:t xml:space="preserve">      </w:t>
+      </w:r>
+      <w:r>
+        <w:rPr/>
+        <w:t>- derive pooling/conv topology,</w:t>
+      </w:r>
+    </w:p>
+    <w:p>
+      <w:pPr>
+        <w:pStyle w:val="Normal"/>
+        <w:bidi w:val="0"/>
+        <w:jc w:val="start"/>
+        <w:rPr/>
+      </w:pPr>
+      <w:r>
+        <w:rPr/>
+        <w:t xml:space="preserve">      </w:t>
+      </w:r>
+      <w:r>
+        <w:rPr/>
+        <w:t>- estimate VRAM by instantiating candidate net and computing feature-map memory,</w:t>
+      </w:r>
+    </w:p>
+    <w:p>
+      <w:pPr>
+        <w:pStyle w:val="Normal"/>
+        <w:bidi w:val="0"/>
+        <w:jc w:val="start"/>
+        <w:rPr/>
+      </w:pPr>
+      <w:r>
+        <w:rPr/>
+        <w:t xml:space="preserve">      </w:t>
+      </w:r>
+      <w:r>
+        <w:rPr/>
+        <w:t>- iteratively shrink patch/topology until memory target is met,</w:t>
+      </w:r>
+    </w:p>
+    <w:p>
+      <w:pPr>
+        <w:pStyle w:val="Normal"/>
+        <w:bidi w:val="0"/>
+        <w:jc w:val="start"/>
+        <w:rPr/>
+      </w:pPr>
+      <w:r>
+        <w:rPr/>
+        <w:t xml:space="preserve">      </w:t>
+      </w:r>
+      <w:r>
+        <w:rPr/>
+        <w:t>- derive batch size with caps (including dataset coverage cap),</w:t>
+      </w:r>
+    </w:p>
+    <w:p>
+      <w:pPr>
+        <w:pStyle w:val="Normal"/>
+        <w:bidi w:val="0"/>
+        <w:jc w:val="start"/>
+        <w:rPr/>
+      </w:pPr>
+      <w:r>
+        <w:rPr/>
+        <w:t xml:space="preserve">      </w:t>
+      </w:r>
+      <w:r>
+        <w:rPr/>
+        <w:t>- attach normalization + resampling functions + architecture kwargs.</w:t>
+      </w:r>
+    </w:p>
+    <w:p>
+      <w:pPr>
+        <w:pStyle w:val="Normal"/>
+        <w:bidi w:val="0"/>
+        <w:jc w:val="start"/>
+        <w:rPr/>
+      </w:pPr>
+      <w:r>
+        <w:rPr/>
+        <w:t xml:space="preserve">  </w:t>
+      </w:r>
+      <w:r>
+        <w:rPr/>
+        <w:t>5. Cascade decision: lowres added only if fullres patch covers too little image context; otherwise dropped.</w:t>
+      </w:r>
+    </w:p>
+    <w:p>
+      <w:pPr>
+        <w:pStyle w:val="Normal"/>
+        <w:bidi w:val="0"/>
+        <w:jc w:val="start"/>
+        <w:rPr/>
+      </w:pPr>
+      <w:r>
+        <w:rPr/>
+        <w:t xml:space="preserve">  </w:t>
+      </w:r>
+      <w:r>
+        <w:rPr/>
+        <w:t>6. Save nnUNetPlans.json with global + per-config sections.</w:t>
+      </w:r>
+    </w:p>
+    <w:p>
+      <w:pPr>
+        <w:pStyle w:val="Normal"/>
+        <w:bidi w:val="0"/>
+        <w:jc w:val="start"/>
+        <w:rPr/>
+      </w:pPr>
+      <w:r>
+        <w:rPr/>
+        <w:t xml:space="preserve">  </w:t>
+      </w:r>
+      <w:r>
+        <w:rPr/>
+        <w:t>7. Preprocess per selected configuration using plans: transpose -&gt; crop -&gt; normalize -&gt; resample -&gt; foreground sampling metadata -&gt; save.</w:t>
+      </w:r>
+    </w:p>
+    <w:p>
+      <w:pPr>
+        <w:pStyle w:val="Normal"/>
+        <w:bidi w:val="0"/>
+        <w:jc w:val="start"/>
+        <w:rPr/>
+      </w:pPr>
+      <w:r>
+        <w:rPr/>
+      </w:r>
+    </w:p>
+    <w:p>
+      <w:pPr>
+        <w:pStyle w:val="Normal"/>
+        <w:bidi w:val="0"/>
+        <w:jc w:val="start"/>
+        <w:rPr/>
+      </w:pPr>
+      <w:r>
+        <w:rPr/>
+        <w:t xml:space="preserve">  </w:t>
+      </w:r>
+      <w:r>
+        <w:rPr/>
+        <w:t>Key nnU-Net v2 references (docs + code)</w:t>
+      </w:r>
+    </w:p>
+    <w:p>
+      <w:pPr>
+        <w:pStyle w:val="Normal"/>
+        <w:bidi w:val="0"/>
+        <w:jc w:val="start"/>
+        <w:rPr/>
+      </w:pPr>
+      <w:r>
+        <w:rPr/>
+      </w:r>
+    </w:p>
+    <w:p>
+      <w:pPr>
+        <w:pStyle w:val="Normal"/>
+        <w:bidi w:val="0"/>
+        <w:jc w:val="start"/>
+        <w:rPr/>
+      </w:pPr>
+      <w:r>
+        <w:rPr/>
+        <w:t xml:space="preserve">  </w:t>
+      </w:r>
+      <w:r>
+        <w:rPr/>
+        <w:t>- Planning/preprocess API: https://github.com/MIC-DKFZ/nnUNet/blob/master/nnunetv2/experiment_planning/plan_and_preprocess_api.py</w:t>
+      </w:r>
+    </w:p>
+    <w:p>
+      <w:pPr>
+        <w:pStyle w:val="Normal"/>
+        <w:bidi w:val="0"/>
+        <w:jc w:val="start"/>
+        <w:rPr/>
+      </w:pPr>
+      <w:r>
+        <w:rPr/>
+        <w:t xml:space="preserve">  </w:t>
+      </w:r>
+      <w:r>
+        <w:rPr/>
+        <w:t>- CLI entrypoints: https://github.com/MIC-DKFZ/nnUNet/blob/master/nnunetv2/experiment_planning/plan_and_preprocess_entrypoints.py</w:t>
+      </w:r>
+    </w:p>
+    <w:p>
+      <w:pPr>
+        <w:pStyle w:val="Normal"/>
+        <w:bidi w:val="0"/>
+        <w:jc w:val="start"/>
+        <w:rPr/>
+      </w:pPr>
+      <w:r>
+        <w:rPr/>
+        <w:t xml:space="preserve">  </w:t>
+      </w:r>
+      <w:r>
+        <w:rPr/>
+        <w:t>- Fingerprint extractor: https://github.com/MIC-DKFZ/nnUNet/blob/master/nnunetv2/experiment_planning/dataset_fingerprint/fingerprint_extractor.py</w:t>
+      </w:r>
+    </w:p>
+    <w:p>
+      <w:pPr>
+        <w:pStyle w:val="Normal"/>
+        <w:bidi w:val="0"/>
+        <w:jc w:val="start"/>
+        <w:rPr/>
+      </w:pPr>
+      <w:r>
+        <w:rPr/>
+        <w:t xml:space="preserve">  </w:t>
+      </w:r>
+      <w:r>
+        <w:rPr/>
+        <w:t>- Default planner: https://github.com/MIC-DKFZ/nnUNet/blob/master/nnunetv2/experiment_planning/experiment_planners/default_experiment_planner.py</w:t>
+      </w:r>
+    </w:p>
+    <w:p>
+      <w:pPr>
+        <w:pStyle w:val="Normal"/>
+        <w:bidi w:val="0"/>
+        <w:jc w:val="start"/>
+        <w:rPr/>
+      </w:pPr>
+      <w:r>
+        <w:rPr/>
+        <w:t xml:space="preserve">  </w:t>
+      </w:r>
+      <w:r>
+        <w:rPr/>
+        <w:t>- Default preprocessor: https://github.com/MIC-DKFZ/nnUNet/blob/master/nnunetv2/preprocessing/preprocessors/default_preprocessor.py</w:t>
+      </w:r>
+    </w:p>
+    <w:p>
+      <w:pPr>
+        <w:pStyle w:val="Normal"/>
+        <w:bidi w:val="0"/>
+        <w:jc w:val="start"/>
+        <w:rPr/>
+      </w:pPr>
+      <w:r>
+        <w:rPr/>
+        <w:t xml:space="preserve">  </w:t>
+      </w:r>
+      <w:r>
+        <w:rPr/>
+        <w:t>- Plans handler/inheritance resolution: https://github.com/MIC-DKFZ/nnUNet/blob/master/nnunetv2/utilities/plans_handling/plans_handler.py</w:t>
+      </w:r>
+    </w:p>
+    <w:p>
+      <w:pPr>
+        <w:pStyle w:val="Normal"/>
+        <w:bidi w:val="0"/>
+        <w:jc w:val="start"/>
+        <w:rPr/>
+      </w:pPr>
+      <w:r>
+        <w:rPr/>
+        <w:t xml:space="preserve">  </w:t>
+      </w:r>
+      <w:r>
+        <w:rPr/>
+        <w:t>- Plans file semantics doc: https://github.com/MIC-DKFZ/nnUNet/blob/master/documentation/explanation_plans_files.md</w:t>
+      </w:r>
+    </w:p>
+    <w:p>
+      <w:pPr>
+        <w:pStyle w:val="Normal"/>
+        <w:bidi w:val="0"/>
+        <w:jc w:val="start"/>
+        <w:rPr/>
+      </w:pPr>
+      <w:r>
+        <w:rPr/>
+        <w:t xml:space="preserve">  </w:t>
+      </w:r>
+      <w:r>
+        <w:rPr/>
+        <w:t>- Extending/custom planner guidance: https://github.com/MIC-DKFZ/nnUNet/blob/master/documentation/extending_nnunet.md</w:t>
+      </w:r>
+    </w:p>
+    <w:p>
+      <w:pPr>
+        <w:pStyle w:val="Normal"/>
+        <w:bidi w:val="0"/>
+        <w:jc w:val="start"/>
+        <w:rPr/>
+      </w:pPr>
+      <w:r>
+        <w:rPr/>
+      </w:r>
+    </w:p>
+    <w:p>
+      <w:pPr>
+        <w:pStyle w:val="Normal"/>
+        <w:bidi w:val="0"/>
+        <w:jc w:val="start"/>
+        <w:rPr/>
+      </w:pPr>
+      <w:r>
+        <w:rPr/>
+        <w:t xml:space="preserve">  </w:t>
+      </w:r>
+      <w:r>
+        <w:rPr/>
+        <w:t>Most important FRAN vs nnU-Net v2 gap for porting</w:t>
+      </w:r>
+    </w:p>
+    <w:p>
+      <w:pPr>
+        <w:pStyle w:val="Normal"/>
+        <w:bidi w:val="0"/>
+        <w:jc w:val="start"/>
+        <w:rPr/>
+      </w:pPr>
+      <w:r>
+        <w:rPr/>
+      </w:r>
+    </w:p>
+    <w:p>
+      <w:pPr>
+        <w:pStyle w:val="Normal"/>
+        <w:bidi w:val="0"/>
+        <w:jc w:val="start"/>
+        <w:rPr/>
+      </w:pPr>
+      <w:r>
+        <w:rPr/>
+        <w:t xml:space="preserve">  </w:t>
+      </w:r>
+      <w:r>
+        <w:rPr/>
+        <w:t>- FRAN: manual Excel plan parameters drive preprocessing/model shape.</w:t>
+      </w:r>
+    </w:p>
+    <w:p>
+      <w:pPr>
+        <w:pStyle w:val="Normal"/>
+        <w:bidi w:val="0"/>
+        <w:jc w:val="start"/>
+        <w:rPr/>
+      </w:pPr>
+      <w:r>
+        <w:rPr/>
+        <w:t xml:space="preserve">  </w:t>
+      </w:r>
+      <w:r>
+        <w:rPr/>
+        <w:t>- nnU-Net v2: data fingerprint + GPU-budget-aware auto-planner drives spacing/patch/topology/batch, then preprocessing consumes those plans.</w:t>
+      </w:r>
+    </w:p>
+    <w:p>
+      <w:pPr>
+        <w:pStyle w:val="Normal"/>
+        <w:bidi w:val="0"/>
+        <w:jc w:val="start"/>
+        <w:rPr/>
+      </w:pPr>
+      <w:r>
+        <w:rPr/>
+      </w:r>
+    </w:p>
+    <w:p>
+      <w:pPr>
+        <w:pStyle w:val="Normal"/>
+        <w:bidi w:val="0"/>
+        <w:jc w:val="start"/>
+        <w:rPr/>
+      </w:pPr>
+      <w:r>
+        <w:rPr/>
+        <w:t xml:space="preserve">  </w:t>
+      </w:r>
+      <w:r>
+        <w:rPr/>
+        <w:t>If you want, next I can draft a concrete FRAN port skeleton: fingerprint -&gt; planner -&gt; plans.json -&gt; preprocessor adapter -&gt; create_network from architecture kwargs with class/function stubs</w:t>
+      </w:r>
+    </w:p>
+    <w:p>
+      <w:pPr>
+        <w:pStyle w:val="Normal"/>
+        <w:bidi w:val="0"/>
+        <w:jc w:val="start"/>
+        <w:rPr/>
+      </w:pPr>
+      <w:r>
+        <w:rPr/>
+        <w:t xml:space="preserve">  </w:t>
+      </w:r>
+      <w:r>
+        <w:rPr/>
+        <w:t>matching your repo layout.</w:t>
+      </w:r>
+    </w:p>
+    <w:p>
+      <w:pPr>
+        <w:pStyle w:val="Normal"/>
+        <w:bidi w:val="0"/>
+        <w:jc w:val="start"/>
+        <w:rPr/>
+      </w:pPr>
+      <w:r>
+        <w:rPr/>
+      </w:r>
+    </w:p>
+    <w:p>
+      <w:pPr>
+        <w:pStyle w:val="Normal"/>
+        <w:bidi w:val="0"/>
+        <w:jc w:val="start"/>
+        <w:rPr/>
+      </w:pPr>
+      <w:r>
+        <w:rPr/>
+        <w:t xml:space="preserve"> </w:t>
+      </w:r>
+      <w:r>
+        <w:rPr/>
+        <w:t>codex resume 019ced3a-3e48-7ed1-9fb5-43575fad8191</w:t>
       </w:r>
     </w:p>
     <w:sectPr>
@@ -1167,6 +2979,13 @@
     <w:name w:val="Hyperlink"/>
     <w:rPr>
       <w:color w:val="000080"/>
+      <w:u w:val="single"/>
+    </w:rPr>
+  </w:style>
+  <w:style w:type="character" w:styleId="FollowedHyperlink">
+    <w:name w:val="FollowedHyperlink"/>
+    <w:rPr>
+      <w:color w:val="800000"/>
       <w:u w:val="single"/>
     </w:rPr>
   </w:style>
